--- a/docs/modeles-candidat/A3.docx
+++ b/docs/modeles-candidat/A3.docx
@@ -141,7 +141,7 @@
               <w:rPr>
                 <w:sz w:val="20"/>
               </w:rPr>
-              <w:t>Antécédents pour les {{B03-AF-01.lettres}} dernières années (équivalent en Ariary)</w:t>
+              <w:t>Antécédents pour les {{B03-CQ-10.lettres}} dernières années (équivalent en Ariary)</w:t>
             </w:r>
           </w:p>
         </w:tc>
@@ -738,7 +738,7 @@
           <w:b w:val="off"/>
           <w:sz w:val="22"/>
         </w:rPr>
-        <w:t>Le Candidat doit présenter des copies des états financiers et /ou des bilans des {{B03-AF-01.lettres}} années. Les états financiers doivent :</w:t>
+        <w:t>Le Candidat doit présenter des copies des états financiers et /ou des bilans des {{B03-CQ-10.lettres}} années. Les états financiers doivent :</w:t>
       </w:r>
     </w:p>
     <w:p>
